--- a/klagomål/A 41410-2025 FSC-klagomål.docx
+++ b/klagomål/A 41410-2025 FSC-klagomål.docx
@@ -191,7 +191,7 @@
     </w:p>
     <w:p>
       <w:r>
-        <w:t>I avverkningsanmälan har följande 10 naturvårdsarter hittats: knärot (VU, §8), garnlav (NT), spillkråka (NT, §4), talltita (NT, §4), tretåig hackspett (NT, §4), vedskivlav (NT), grönpyrola (S), mindre märgborre (S), kungsfågel (§4) och revlummer (§9). Av dessa är 6 rödlistade. För rödlistade arter har rödlistekategorin angivits inom parentes. Arter som är signalarter enligt Skogsstyrelsen har markerats med (S). För fridlysta arter anges även paragrafen i Artskyddsförordningen som arten är fridlyst enligt.</w:t>
+        <w:t>I avverkningsanmälan har följande 11 naturvårdsarter hittats: knärot (VU, §8), garnlav (NT), spillkråka (NT, §4), talltita (NT, §4), tretåig hackspett (NT, §4), vedskivlav (NT), dropptaggsvamp (S), grönpyrola (S), mindre märgborre (S), kungsfågel (§4) och revlummer (§9). Av dessa är 6 rödlistade. För rödlistade arter har rödlistekategorin angivits inom parentes. Arter som är signalarter enligt Skogsstyrelsen har markerats med (S). För fridlysta arter anges även paragrafen i Artskyddsförordningen som arten är fridlyst enligt.</w:t>
       </w:r>
     </w:p>
     <w:p>
@@ -556,7 +556,7 @@
         <w:rPr>
           <w:i/>
         </w:rPr>
-        <w:t>I det avverkningsanmälda skogsområdet har 10 naturvårdsarter varav 6 rödlistade arter sina livsmiljöer och växtplatser.</w:t>
+        <w:t>I det avverkningsanmälda skogsområdet har 11 naturvårdsarter varav 6 rödlistade arter sina livsmiljöer och växtplatser.</w:t>
       </w:r>
     </w:p>
     <w:p>
@@ -1573,7 +1573,7 @@
     <w:r>
       <w:tab/>
       <w:tab/>
-      <w:t>2025-10-07</w:t>
+      <w:t>2025-10-08</w:t>
       <w:br/>
       <w:br/>
     </w:r>

--- a/klagomål/A 41410-2025 FSC-klagomål.docx
+++ b/klagomål/A 41410-2025 FSC-klagomål.docx
@@ -1573,7 +1573,7 @@
     <w:r>
       <w:tab/>
       <w:tab/>
-      <w:t>2025-10-08</w:t>
+      <w:t>2025-10-09</w:t>
       <w:br/>
       <w:br/>
     </w:r>

--- a/klagomål/A 41410-2025 FSC-klagomål.docx
+++ b/klagomål/A 41410-2025 FSC-klagomål.docx
@@ -1573,7 +1573,7 @@
     <w:r>
       <w:tab/>
       <w:tab/>
-      <w:t>2025-10-09</w:t>
+      <w:t>2025-10-10</w:t>
       <w:br/>
       <w:br/>
     </w:r>

--- a/klagomål/A 41410-2025 FSC-klagomål.docx
+++ b/klagomål/A 41410-2025 FSC-klagomål.docx
@@ -1573,7 +1573,7 @@
     <w:r>
       <w:tab/>
       <w:tab/>
-      <w:t>2025-10-10</w:t>
+      <w:t>2025-10-11</w:t>
       <w:br/>
       <w:br/>
     </w:r>

--- a/klagomål/A 41410-2025 FSC-klagomål.docx
+++ b/klagomål/A 41410-2025 FSC-klagomål.docx
@@ -1573,7 +1573,7 @@
     <w:r>
       <w:tab/>
       <w:tab/>
-      <w:t>2025-10-16</w:t>
+      <w:t>2025-10-17</w:t>
       <w:br/>
       <w:br/>
     </w:r>

--- a/klagomål/A 41410-2025 FSC-klagomål.docx
+++ b/klagomål/A 41410-2025 FSC-klagomål.docx
@@ -1573,7 +1573,7 @@
     <w:r>
       <w:tab/>
       <w:tab/>
-      <w:t>2025-10-17</w:t>
+      <w:t>2025-10-18</w:t>
       <w:br/>
       <w:br/>
     </w:r>

--- a/klagomål/A 41410-2025 FSC-klagomål.docx
+++ b/klagomål/A 41410-2025 FSC-klagomål.docx
@@ -1573,7 +1573,7 @@
     <w:r>
       <w:tab/>
       <w:tab/>
-      <w:t>2025-10-18</w:t>
+      <w:t>2025-10-19</w:t>
       <w:br/>
       <w:br/>
     </w:r>

--- a/klagomål/A 41410-2025 FSC-klagomål.docx
+++ b/klagomål/A 41410-2025 FSC-klagomål.docx
@@ -1573,7 +1573,7 @@
     <w:r>
       <w:tab/>
       <w:tab/>
-      <w:t>2025-10-19</w:t>
+      <w:t>2025-10-20</w:t>
       <w:br/>
       <w:br/>
     </w:r>

--- a/klagomål/A 41410-2025 FSC-klagomål.docx
+++ b/klagomål/A 41410-2025 FSC-klagomål.docx
@@ -1573,7 +1573,7 @@
     <w:r>
       <w:tab/>
       <w:tab/>
-      <w:t>2025-10-20</w:t>
+      <w:t>2025-10-21</w:t>
       <w:br/>
       <w:br/>
     </w:r>

--- a/klagomål/A 41410-2025 FSC-klagomål.docx
+++ b/klagomål/A 41410-2025 FSC-klagomål.docx
@@ -352,7 +352,7 @@
         <w:t>Pucciniastrum goodyerae</w:t>
       </w:r>
       <w:r>
-        <w:t xml:space="preserve"> är klassad som NE (ej bedömd) i rödlistan(SLU Artdatabanken, 2024).</w:t>
+        <w:t xml:space="preserve"> är klassad som NE (ej bedömd) i rödlistan (SLU Artdatabanken, 2024).</w:t>
       </w:r>
     </w:p>
     <w:p>
@@ -1573,7 +1573,7 @@
     <w:r>
       <w:tab/>
       <w:tab/>
-      <w:t>2025-10-21</w:t>
+      <w:t>2025-10-22</w:t>
       <w:br/>
       <w:br/>
     </w:r>

--- a/klagomål/A 41410-2025 FSC-klagomål.docx
+++ b/klagomål/A 41410-2025 FSC-klagomål.docx
@@ -1573,7 +1573,7 @@
     <w:r>
       <w:tab/>
       <w:tab/>
-      <w:t>2025-10-22</w:t>
+      <w:t>2025-10-23</w:t>
       <w:br/>
       <w:br/>
     </w:r>
